--- a/examples/示例污水处理厂工程/示例污水处理厂工程投后评价报告.docx
+++ b/examples/示例污水处理厂工程/示例污水处理厂工程投后评价报告.docx
@@ -4563,7 +4563,7 @@
     <w:p>
       <w:pPr/>
       <w:r>
-        <w:t>项目后评价结论采用综合评分法，即通过《市国资委关于印发佛山市属国有企业固定资产投资项目后评价工作指引（试行）的通知》中的《固定资产投资项目后评价参考指标集》进行定量分析，确定项目成功度评价值，评价结果分为优、良、中、低、差五个档次。其中：优秀（得分≥90）、良好[80,90)、中[70,80)、低[60,70)、差（得分＜60）。</w:t>
+        <w:t>项目后评价结论采用综合评分法，即通过《地方国资主管部门关于印发国有企业固定资产投资项目后评价工作指引（试行）的通知》中的《固定资产投资项目后评价参考指标集》进行定量分析，确定项目成功度评价值，评价结果分为优、良、中、低、差五个档次。其中：优秀（得分≥90）、良好[80,90)、中[70,80)、低[60,70)、差（得分＜60）。</w:t>
       </w:r>
     </w:p>
     <w:tbl>
